--- a/doc/User-Role_Management.docx
+++ b/doc/User-Role_Management.docx
@@ -475,6 +475,24 @@
           <w:tab w:pos="9360" w:val="right" w:leader="dot"/>
         </w:tabs>
         <w:spacing w:after="0"/>
+        <w:ind w:left="360"/>
+      </w:pPr>
+      <w:r>
+        <w:rPr>
+          <w:b w:val="0"/>
+          <w:sz w:val="19"/>
+        </w:rPr>
+        <w:t>5.6 Access to the file storage</w:t>
+        <w:tab/>
+        <w:t>9</w:t>
+      </w:r>
+    </w:p>
+    <w:p>
+      <w:pPr>
+        <w:tabs>
+          <w:tab w:pos="9360" w:val="right" w:leader="dot"/>
+        </w:tabs>
+        <w:spacing w:after="0"/>
         <w:ind w:left="0"/>
       </w:pPr>
       <w:r>
@@ -484,7 +502,7 @@
         </w:rPr>
         <w:t>6. Managing Users in Keycloak</w:t>
         <w:tab/>
-        <w:t>9</w:t>
+        <w:t>10</w:t>
       </w:r>
     </w:p>
     <w:p>
@@ -502,7 +520,7 @@
         </w:rPr>
         <w:t>6.1 Adding a user</w:t>
         <w:tab/>
-        <w:t>9</w:t>
+        <w:t>10</w:t>
       </w:r>
     </w:p>
     <w:p>
@@ -592,7 +610,7 @@
         </w:rPr>
         <w:t>9. Security Notes</w:t>
         <w:tab/>
-        <w:t>11</w:t>
+        <w:t>12</w:t>
       </w:r>
     </w:p>
     <w:p>
@@ -628,7 +646,7 @@
         </w:rPr>
         <w:t>Appendix B. Related Files</w:t>
         <w:tab/>
-        <w:t>12</w:t>
+        <w:t>13</w:t>
       </w:r>
     </w:p>
     <w:p>
@@ -1965,6 +1983,44 @@
                 <w:sz w:val="19"/>
               </w:rPr>
               <w:t>Give the new user the administrator role, or XSheet Viewer, XSheet Reviewer or XSheet Editor.</w:t>
+            </w:r>
+          </w:p>
+        </w:tc>
+      </w:tr>
+      <w:tr>
+        <w:trPr>
+          <w:cantSplit/>
+        </w:trPr>
+        <w:tc>
+          <w:tcPr>
+            <w:tcW w:type="dxa" w:w="3168"/>
+          </w:tcPr>
+          <w:p>
+            <w:pPr>
+              <w:spacing w:after="40"/>
+            </w:pPr>
+            <w:r>
+              <w:rPr>
+                <w:rFonts w:ascii="Courier New" w:hAnsi="Courier New"/>
+                <w:sz w:val="18"/>
+              </w:rPr>
+              <w:t>--storage-role</w:t>
+            </w:r>
+          </w:p>
+        </w:tc>
+        <w:tc>
+          <w:tcPr>
+            <w:tcW w:type="dxa" w:w="6192"/>
+          </w:tcPr>
+          <w:p>
+            <w:pPr>
+              <w:spacing w:after="40"/>
+            </w:pPr>
+            <w:r>
+              <w:rPr>
+                <w:sz w:val="19"/>
+              </w:rPr>
+              <w:t>The realm role that allows the file storage (default mlw-user). It is created, and given to the new user. An empty value skips it.</w:t>
             </w:r>
           </w:p>
         </w:tc>
@@ -4074,6 +4130,22 @@
     </w:p>
     <w:p>
       <w:pPr>
+        <w:pStyle w:val="Heading2"/>
+      </w:pPr>
+      <w:r>
+        <w:t>5.6 Access to the file storage</w:t>
+      </w:r>
+    </w:p>
+    <w:p>
+      <w:r>
+        <w:rPr>
+          <w:i w:val="0"/>
+        </w:rPr>
+        <w:t>If mlw-xsheet is set up to use an mlw-storage server (MLW_STORAGE_URL), a Keycloak user can open and save documents in their own storage only if they have the realm role mlw-user (MLW_STORAGE_REQUIRED_ROLE). This role is separate from the XSheet roles: it decides whether the storage server accepts the user, while Viewer, Reviewer and Editor still decide what the user may do in the application. A user without it sees "Not available" in Profile and an error in Open and Save As. A realm role named in MLW_STORAGE_READONLY_ROLE limits the user to reading the storage. The built-in fallback account has no storage. tools/keycloak_setup.py --storage-role creates the role and gives it to the user it creates; give it to other users in the Keycloak console like any realm role (section 6.3).</w:t>
+      </w:r>
+    </w:p>
+    <w:p>
+      <w:pPr>
         <w:pStyle w:val="Heading1"/>
       </w:pPr>
       <w:r>
@@ -5510,6 +5582,82 @@
           </w:p>
         </w:tc>
       </w:tr>
+      <w:tr>
+        <w:trPr>
+          <w:cantSplit/>
+        </w:trPr>
+        <w:tc>
+          <w:tcPr>
+            <w:tcW w:type="dxa" w:w="4032"/>
+          </w:tcPr>
+          <w:p>
+            <w:pPr>
+              <w:spacing w:after="40"/>
+            </w:pPr>
+            <w:r>
+              <w:rPr>
+                <w:rFonts w:ascii="Courier New" w:hAnsi="Courier New"/>
+                <w:sz w:val="18"/>
+              </w:rPr>
+              <w:t>MLW_STORAGE_URL</w:t>
+            </w:r>
+          </w:p>
+        </w:tc>
+        <w:tc>
+          <w:tcPr>
+            <w:tcW w:type="dxa" w:w="5328"/>
+          </w:tcPr>
+          <w:p>
+            <w:pPr>
+              <w:spacing w:after="40"/>
+            </w:pPr>
+            <w:r>
+              <w:rPr>
+                <w:sz w:val="19"/>
+              </w:rPr>
+              <w:t>The mlw-storage gateway; empty turns the file storage off.</w:t>
+            </w:r>
+          </w:p>
+        </w:tc>
+      </w:tr>
+      <w:tr>
+        <w:trPr>
+          <w:cantSplit/>
+        </w:trPr>
+        <w:tc>
+          <w:tcPr>
+            <w:tcW w:type="dxa" w:w="4032"/>
+          </w:tcPr>
+          <w:p>
+            <w:pPr>
+              <w:spacing w:after="40"/>
+            </w:pPr>
+            <w:r>
+              <w:rPr>
+                <w:rFonts w:ascii="Courier New" w:hAnsi="Courier New"/>
+                <w:sz w:val="18"/>
+              </w:rPr>
+              <w:t>MLW_STORAGE_REQUIRED_ROLE, MLW_STORAGE_READONLY_ROLE</w:t>
+            </w:r>
+          </w:p>
+        </w:tc>
+        <w:tc>
+          <w:tcPr>
+            <w:tcW w:type="dxa" w:w="5328"/>
+          </w:tcPr>
+          <w:p>
+            <w:pPr>
+              <w:spacing w:after="40"/>
+            </w:pPr>
+            <w:r>
+              <w:rPr>
+                <w:sz w:val="19"/>
+              </w:rPr>
+              <w:t>The realm roles that allow the storage (default mlw-user) and limit it to reading.</w:t>
+            </w:r>
+          </w:p>
+        </w:tc>
+      </w:tr>
     </w:tbl>
     <w:p>
       <w:pPr>

--- a/doc/User-Role_Management.docx
+++ b/doc/User-Role_Management.docx
@@ -4145,6 +4145,14 @@
       </w:r>
     </w:p>
     <w:p>
+      <w:r>
+        <w:rPr>
+          <w:i w:val="0"/>
+        </w:rPr>
+        <w:t>Removable drives are shared the same way: in mlw-storage's Drives page an administrator enables a drive for chosen users and for Keycloak realm roles (for example mlw-user), and the users with them see it in File &gt; Storage Location. A role change reaches the user at their next connection, which mlw-xsheet makes for every file operation.</w:t>
+      </w:r>
+    </w:p>
+    <w:p>
       <w:pPr>
         <w:pStyle w:val="Heading1"/>
       </w:pPr>
